--- a/Evidencias de Proyecto/Sprint Planning – Sprint 3.docx
+++ b/Evidencias de Proyecto/Sprint Planning – Sprint 3.docx
@@ -78,9 +78,16 @@
           <w:sz w:val="40"/>
           <w:szCs w:val="40"/>
         </w:rPr>
-        <w:t xml:space="preserve">Sprint </w:t>
+        <w:t>Sprint Planning – Sprint 3</w:t>
       </w:r>
-      <w:proofErr w:type="spellStart"/>
+    </w:p>
+    <w:p>
+      <w:pPr>
+        <w:rPr>
+          <w:sz w:val="40"/>
+          <w:szCs w:val="40"/>
+        </w:rPr>
+      </w:pPr>
       <w:r>
         <w:rPr>
           <w:b/>
@@ -88,33 +95,6 @@
           <w:sz w:val="40"/>
           <w:szCs w:val="40"/>
         </w:rPr>
-        <w:t>Planning</w:t>
-      </w:r>
-      <w:proofErr w:type="spellEnd"/>
-      <w:r>
-        <w:rPr>
-          <w:b/>
-          <w:bCs/>
-          <w:sz w:val="40"/>
-          <w:szCs w:val="40"/>
-        </w:rPr>
-        <w:t xml:space="preserve"> – Sprint 3</w:t>
-      </w:r>
-    </w:p>
-    <w:p>
-      <w:pPr>
-        <w:rPr>
-          <w:sz w:val="40"/>
-          <w:szCs w:val="40"/>
-        </w:rPr>
-      </w:pPr>
-      <w:r>
-        <w:rPr>
-          <w:b/>
-          <w:bCs/>
-          <w:sz w:val="40"/>
-          <w:szCs w:val="40"/>
-        </w:rPr>
         <w:t>Duración:</w:t>
       </w:r>
       <w:r>
@@ -122,7 +102,21 @@
           <w:sz w:val="40"/>
           <w:szCs w:val="40"/>
         </w:rPr>
-        <w:t xml:space="preserve"> 07/11/2025 – 12/12/2025</w:t>
+        <w:t xml:space="preserve"> 07/11/2025 – 1</w:t>
+      </w:r>
+      <w:r>
+        <w:rPr>
+          <w:sz w:val="40"/>
+          <w:szCs w:val="40"/>
+        </w:rPr>
+        <w:t>0</w:t>
+      </w:r>
+      <w:r>
+        <w:rPr>
+          <w:sz w:val="40"/>
+          <w:szCs w:val="40"/>
+        </w:rPr>
+        <w:t>/12/2025</w:t>
       </w:r>
       <w:r>
         <w:rPr>
@@ -1218,6 +1212,7 @@
   <w:style w:type="character" w:default="1" w:styleId="Fuentedeprrafopredeter">
     <w:name w:val="Default Paragraph Font"/>
     <w:uiPriority w:val="1"/>
+    <w:semiHidden/>
     <w:unhideWhenUsed/>
   </w:style>
   <w:style w:type="table" w:default="1" w:styleId="Tablanormal">
